--- a/Technical_Paper_for_Supervisor.docx
+++ b/Technical_Paper_for_Supervisor.docx
@@ -119,7 +119,7 @@
         <w:t xml:space="preserve">Abstract: </w:t>
       </w:r>
       <w:r>
-        <w:t>Automated program repair with large language models (LLMs) has a safety gap: a single model often returns a confident but wrong fix that breaks working code — in e-commerce, double charges, negative stock or broken refunds. We ask whether genuine Byzantine fault-tolerant (BFT) consensus over independent LLM agents can remove unsafe fixes while keeping repair ability. A Claude analyzer and a GPT-4o healer propose a fix that four independent, model-diverse validators (Claude-Haiku, GPT-4o-mini, llama3.1:8b, mistral:7b) then vote on under PBFT (n = 3f + 1 = 4, quorum = 3), with every approved fix run in a sandbox. We demonstrate the core Byzantine property directly: against a malicious primary that equivocates over an asynchronous, partitionable network of signed-message replicas, a naive vote splits the honest replicas onto different fixes while the PBFT quorum certificates preserve agreement and reject forged messages. Repair results are preliminary: on a 20-bug real-world subset consensus directionally cut the safety-violation rate (75% to 50%) and raised repair (25% to 50%), but neither is significant (McNemar p = 0.125) and the effect rests on a weak oracle. A real Defects4J run yielded two full-suite-verified Java repairs. We also find that a byte-identical quorum almost never forms across heterogeneous proposers (2.5-10%), whereas a semantic-equivalence quorum forms for 70-77%, which is what makes consensus workable for non-deterministic agents. Future work targets a formal equivalence relation, distributed deployment, and broader Java coverage.</w:t>
+        <w:t>Automated program repair with large language models (LLMs) has a safety gap: a single model often returns a confident but wrong fix that breaks working code, in e-commerce, double charges, negative stock or broken refunds. We ask whether genuine Byzantine fault-tolerant (BFT) consensus over independent LLM agents can remove unsafe fixes while keeping repair ability. A Claude analyzer and a GPT-4o healer propose a fix that four independent, model-diverse validators (Claude-Haiku, GPT-4o-mini, llama3.1:8b, mistral:7b) then vote on under PBFT (n = 3f + 1 = 4, quorum = 3), with every approved fix run in a sandbox. We demonstrate the core Byzantine property directly: against a malicious primary that equivocates over an asynchronous, partitionable network of signed-message replicas, a naive vote splits the honest replicas onto different fixes while the PBFT quorum certificates preserve agreement and reject forged messages. Repair results are preliminary: on a 20-bug real-world subset consensus directionally cut the safety-violation rate (75% to 50%) and raised repair (25% to 50%), but neither is significant (McNemar p = 0.125) and the effect rests on a weak oracle. A real Defects4J run yielded two full-suite-verified Java repairs. We also find that a byte-identical quorum almost never forms across heterogeneous proposers (2.5-10%), whereas a semantic-equivalence quorum forms for 70-77%, which is what makes consensus workable for non-deterministic agents. Future work targets a formal equivalence relation, distributed deployment, and broader Java coverage.</w:t>
       </w:r>
     </w:p>
     <w:p>
@@ -170,7 +170,7 @@
       <w:proofErr w:type="spellStart"/>
       <w:proofErr w:type="spellEnd"/>
       <w:r>
-        <w:t>Picture an online store that repairs its own code at runtime. A single LLM proposes a fix for a payment bug; it looks right, ships, and then under load applies each refund twice — real money lost before anyone notices. The failure is not that the model could not code, but that nothing independent checked it. Two fast-moving research areas have barely intersected. BFT consensus, from Lamport, Shostak and Pease (1982) to PBFT (Castro and Liskov, 1999), keeps protocols safe when participants misbehave, but assumes determinism; the multi-agent LLM literature (ChatDev, Qian et al., 2024; MetaGPT, Hong et al., 2024; AutoGen, Wu et al., 2024) organises stochastic agents by conversation, not formal agreement. Read together (Section 2.4, Table 1) they expose five gaps: no LLM-agent framework runs formal consensus; none adapts BFT to non-deterministic agents; no empirical safety evaluation exists; the e-commerce domain is untouched; and agent-diversity decorrelation is unmeasured.</w:t>
+        <w:t>Picture an online store that repairs its own code at runtime. A single LLM proposes a fix for a payment bug; it looks right, ships, and then under load applies each refund twice, real money lost before anyone notices. The failure is not that the model could not code, but that nothing independent checked it. Two fast-moving research areas have barely intersected. BFT consensus, from Lamport, Shostak and Pease (1982) to PBFT (Castro and Liskov, 1999), keeps protocols safe when participants misbehave, but assumes determinism; the multi-agent LLM literature (ChatDev, Qian et al., 2024; MetaGPT, Hong et al., 2024; AutoGen, Wu et al., 2024) organises stochastic agents by conversation, not formal agreement. Read together (Section 2.4, Table 1) they expose five gaps: no LLM-agent framework runs formal consensus; none adapts BFT to non-deterministic agents; no empirical safety evaluation exists; the e-commerce domain is untouched; and agent-diversity decorrelation is unmeasured.</w:t>
       </w:r>
     </w:p>
     <w:p>
@@ -405,7 +405,7 @@
       <w:proofErr w:type="spellStart"/>
       <w:proofErr w:type="spellEnd"/>
       <w:r>
-        <w:t>Reaching agreement among independent, faulty participants is a classic distributed-computing problem. Lamport, Shostak and Pease (1982) framed it as the Byzantine Generals Problem and proved that tolerating f faulty participants needs n ≥ 3f + 1, so four survive one fault; Fischer, Lynch and Paterson (1985) showed no deterministic asynchronous protocol guarantees both safety and liveness against even one crash. Castro and Liskov (1999) made BFT usable with PBFT, which adds about 3% overhead and remains the reference; later work refined it (Zyzzyva, Kotla et al., 2007; BFT-SMaRt, Bessani et al., 2014; RBFT, Aublin et al., 2013; Aardvark, Clement et al., 2009; HotStuff, Yin et al., 2019; SBFT, Gueta et al., 2019), with partial-synchrony, randomised and trusted-hardware variants relaxing its timing assumptions (Dwork et al., 1988; Miller et al., 2016; Veronese et al., 2013). Both classical assumptions fit LLM agents poorly: standard BFT treats replicas as deterministic, so any disagreement must signal a fault, and it assumes at most f of 3f + 1 participants are faulty. Neither holds cleanly when the replicas are stochastic LLMs, which can disagree while both are behaving correctly — the gap this paper addresses.</w:t>
+        <w:t>Reaching agreement among independent, faulty participants is a classic distributed-computing problem. Lamport, Shostak and Pease (1982) framed it as the Byzantine Generals Problem and proved that tolerating f faulty participants needs n ≥ 3f + 1, so four survive one fault; Fischer, Lynch and Paterson (1985) showed no deterministic asynchronous protocol guarantees both safety and liveness against even one crash. Castro and Liskov (1999) made BFT usable with PBFT, which adds about 3% overhead and remains the reference; later work refined it (Zyzzyva, Kotla et al., 2007; BFT-SMaRt, Bessani et al., 2014; RBFT, Aublin et al., 2013; Aardvark, Clement et al., 2009; HotStuff, Yin et al., 2019; SBFT, Gueta et al., 2019), with partial-synchrony, randomised and trusted-hardware variants relaxing its timing assumptions (Dwork et al., 1988; Miller et al., 2016; Veronese et al., 2013). Both classical assumptions fit LLM agents poorly: standard BFT treats replicas as deterministic, so any disagreement must signal a fault, and it assumes at most f of 3f + 1 participants are faulty. Neither holds cleanly when the replicas are stochastic LLMs, which can disagree while both are behaving correctly, the gap this paper addresses.</w:t>
       </w:r>
     </w:p>
     <w:p>
@@ -4123,7 +4123,7 @@
         <w:jc w:val="both"/>
       </w:pPr>
       <w:r>
-        <w:t>The consensus engine runs PBFT with f = 1 over four independent validator replicas (n = 3f + 1 = 4), each a different model: Claude-Haiku, GPT-4o-mini, llama3.1:8b and mistral:7b. It runs PBFT's three phases (pre-prepare, prepare, commit), each message signed by its sending replica (the protocol simulation of Section 6.14 uses Ed25519 keys verified on receipt; the in-process pipeline uses a lightweight HMAC, as there is no live attacker to defend against). The Healer (GPT-4o) is the proposer: it submits one candidate fix and casts no vote, and a byte digest binds every prepare and commit to that proposal, as in classical PBFT. The Analyzer (Claude Sonnet) feeds the diagnosis to the proposer and likewise does not vote. In the prepare phase each of the four validators independently casts an accept or reject vote; with the 2f + 1 = 3 quorum a fix is approved when at least three of the four accept and rejected otherwise, and the commit phase confirms the bound proposal. Because all four verdicts are independent and model-diverse, a corrupted validator's vote is outvoted by the honest quorum (the fault-injection runs of Section 6.6), and this masking is tight at the 3f + 1 bound (the f = 2 study of Section 6.13). These runs handle a validator that merely votes wrongly; the defining Byzantine property — preserving agreement when the proposer itself equivocates, telling different replicas different things — is the harder case, demonstrated in the protocol simulation of Section 6.14, which is where the Byzantine-fault-tolerance claim is earned. Agreement here is over a single proposal; agreement among several independent proposals, where heterogeneous agents rarely produce identical text, is the separate semantic-equivalence quorum (Sections 5.10 and 6.9). Leader replacement (view-change) is implemented; primary-failure recovery under continuous faults is left to future work (Section 8.2).</w:t>
+        <w:t>The consensus engine runs PBFT with f = 1 over four independent validator replicas (n = 3f + 1 = 4), each a different model: Claude-Haiku, GPT-4o-mini, llama3.1:8b and mistral:7b. It runs PBFT's three phases (pre-prepare, prepare, commit), each message signed by its sending replica (the protocol simulation of Section 6.14 uses Ed25519 keys verified on receipt; the in-process pipeline uses a lightweight HMAC, as there is no live attacker to defend against). The Healer (GPT-4o) is the proposer: it submits one candidate fix and casts no vote, and a byte digest binds every prepare and commit to that proposal, as in classical PBFT. The Analyzer (Claude Sonnet) feeds the diagnosis to the proposer and likewise does not vote. In the prepare phase each of the four validators independently casts an accept or reject vote; with the 2f + 1 = 3 quorum a fix is approved when at least three of the four accept and rejected otherwise, and the commit phase confirms the bound proposal. Because all four verdicts are independent and model-diverse, a corrupted validator's vote is outvoted by the honest quorum (the fault-injection runs of Section 6.6), and this masking is tight at the 3f + 1 bound (the f = 2 study of Section 6.13). These runs handle a validator that merely votes wrongly; the defining Byzantine property, preserving agreement when the proposer itself equivocates, telling different replicas different things, is the harder case, demonstrated in the protocol simulation of Section 6.14, which is where the Byzantine-fault-tolerance claim is earned. Agreement here is over a single proposal; agreement among several independent proposals, where heterogeneous agents rarely produce identical text, is the separate semantic-equivalence quorum (Sections 5.10 and 6.9). Leader replacement (view-change) is implemented; primary-failure recovery under continuous faults is left to future work (Section 8.2).</w:t>
       </w:r>
     </w:p>
     <w:p>
@@ -4132,7 +4132,7 @@
         <w:jc w:val="both"/>
       </w:pPr>
       <w:r>
-        <w:t>Threat model and scope. The system is evaluated in two harnesses with different threat models. The LLM safety pipeline (Sections 6.1 to 6.13) runs all four validators as asynchronous tasks in one trusted process: no real network, no message-tampering or Sybil adversary, the only injected fault a Byzantine validator that votes maliciously (Section 5.5), and the message signatures there (a lightweight HMAC) protect integrity by construction, not against a live attacker — the quorum simply masks one faulty vote, which is why the protocol adds under 2 ms. The genuinely Byzantine setting — independent replicas exchanging signed messages over a network that can delay, drop and partition them, against a primary that equivocates and nodes that forge messages — is evaluated separately in the deterministic simulation of Section 6.14, where signatures are verified and forged messages rejected. Out of scope in both is multi-host deployment and view-change under primary failure (Section 8).</w:t>
+        <w:t>Threat model and scope. The system is evaluated in two harnesses with different threat models. The LLM safety pipeline (Sections 6.1 to 6.13) runs all four validators as asynchronous tasks in one trusted process: no real network, no message-tampering or Sybil adversary, the only injected fault a Byzantine validator that votes maliciously (Section 5.5), and the message signatures there (a lightweight HMAC) protect integrity by construction, not against a live attacker, the quorum simply masks one faulty vote, which is why the protocol adds under 2 ms. The genuinely Byzantine setting, independent replicas exchanging signed messages over a network that can delay, drop and partition them, against a primary that equivocates and nodes that forge messages, is evaluated separately in the deterministic simulation of Section 6.14, where signatures are verified and forged messages rejected. Out of scope in both is multi-host deployment and view-change under primary failure (Section 8).</w:t>
       </w:r>
     </w:p>
     <w:p>
@@ -4406,7 +4406,7 @@
           </w:tcPr>
           <w:p>
             <w:r>
-              <w:t>Met on the safety axis: with four independent, model-diverse validators (f = 1, quorum 3 of 4) the quorum masks a corrupted validator's vote across all five fault behaviours (Section 6.6), and the defining Byzantine property — agreement under an equivocating primary — is demonstrated in Section 6.14. On the BugsInPy subset the safety-violation rate fell directionally from 75% to 50% and the repair rate rose from 25% to 50% (neither significant at this sample size); the executable sandbox ensures no consensus-approved fix is committed unless it passes.</w:t>
+              <w:t>Met on the safety axis: with four independent, model-diverse validators (f = 1, quorum 3 of 4) the quorum masks a corrupted validator's vote across all five fault behaviours (Section 6.6), and the defining Byzantine property, agreement under an equivocating primary, is demonstrated in Section 6.14. On the BugsInPy subset the safety-violation rate fell directionally from 75% to 50% and the repair rate rose from 25% to 50% (neither significant at this sample size); the executable sandbox ensures no consensus-approved fix is committed unless it passes.</w:t>
             </w:r>
           </w:p>
         </w:tc>
@@ -4543,7 +4543,7 @@
           </w:tcPr>
           <w:p>
             <w:r>
-              <w:t>Five Byzantine fault scenarios injected (Section 6.6): consensus formed at 100% in four of five scenarios and 90% under timeout (Table 6, Figure 5). The defining Byzantine property — agreement under an equivocating primary — is demonstrated in the protocol simulation of Section 6.14. A live deployment study is deferred to follow-up work.</w:t>
+              <w:t>Five Byzantine fault scenarios injected (Section 6.6): consensus formed at 100% in four of five scenarios and 90% under timeout (Table 6, Figure 5). The defining Byzantine property, agreement under an equivocating primary, is demonstrated in the protocol simulation of Section 6.14. A live deployment study is deferred to follow-up work.</w:t>
             </w:r>
           </w:p>
         </w:tc>
@@ -7058,7 +7058,7 @@
       <w:proofErr w:type="spellStart"/>
       <w:proofErr w:type="spellEnd"/>
       <w:r>
-        <w:t>Consensus formed under every fault behaviour (Table 6): in all ten cases for four of the five behaviours, and in nine of ten under timeout, where one crashed-node case did not complete. With one of the four independent validators corrupted, the three honest validators independently meet the 2f + 1 = 3 quorum, so the quorum masks the faulty vote: liveness holds under always-reject and timeout, and safety holds under always-approve and random, where the single corrupted accept never reaches the quorum by itself. These runs corrupt only how a validator votes, which a majority quorum handles; the defining Byzantine case — a primary that equivocates, proposing different fixes to different replicas — is demonstrated separately in Section 6.14, where naive proposal-trust splits the honest replicas while the protocol preserves agreement. The sandbox is retained as a final backstop, catching plausible-but-wrong fixes the validators admit; together with the vote this gives defence in depth.</w:t>
+        <w:t>Consensus formed under every fault behaviour (Table 6): in all ten cases for four of the five behaviours, and in nine of ten under timeout, where one crashed-node case did not complete. With one of the four independent validators corrupted, the three honest validators independently meet the 2f + 1 = 3 quorum, so the quorum masks the faulty vote: liveness holds under always-reject and timeout, and safety holds under always-approve and random, where the single corrupted accept never reaches the quorum by itself. These runs corrupt only how a validator votes, which a majority quorum handles; the defining Byzantine case, a primary that equivocates, proposing different fixes to different replicas, is demonstrated separately in Section 6.14, where naive proposal-trust splits the honest replicas while the protocol preserves agreement. The sandbox is retained as a final backstop, catching plausible-but-wrong fixes the validators admit; together with the vote this gives defence in depth.</w:t>
       </w:r>
     </w:p>
     <w:p>
@@ -8270,7 +8270,7 @@
         <w:jc w:val="both"/>
       </w:pPr>
       <w:r>
-        <w:t>To answer how latency scales with the agent count (RQ2), we re-ran a five-bug e-commerce subset at n = 4 (f = 1), n = 7 (f = 2) and n = 10 (f = 3). Median proposal-to-decision latency rose from 53.3 s at n = 4 to 71.3 s at n = 7 and 80.1 s at n = 10, and the 99th percentile grew faster, from 59.6 s to 78.0 s to 168.6 s, because each added validator is another concurrent CPU-bound Ollama call and the round waits for the slowest. This five-bug subset is sized to measure latency, not repair quality: it is far too small to distinguish, say, 90% from 100% success, so we draw no success or safety conclusion from it. The cost-benefit case for n = 4 — that n = 7 lowers success with no safety gain — rests on the 30-bug comparison of Section 6.8, not on this sweep. The PBFT protocol itself stays under 2 ms per round; the growth is validator inference, not consensus. Latency under the five Byzantine scenarios was comparable to the fault-free case, because the quorum still forms from the honest agents and the round does not wait on the corrupted one; continuous-fault recovery timing is left to future work (Section 8.2). These answers to RQ1 and RQ2 come from a single dataset and a small per-configuration sample, so we read them as indicative rather than definitive.</w:t>
+        <w:t>To answer how latency scales with the agent count (RQ2), we re-ran a five-bug e-commerce subset at n = 4 (f = 1), n = 7 (f = 2) and n = 10 (f = 3). Median proposal-to-decision latency rose from 53.3 s at n = 4 to 71.3 s at n = 7 and 80.1 s at n = 10, and the 99th percentile grew faster, from 59.6 s to 78.0 s to 168.6 s, because each added validator is another concurrent CPU-bound Ollama call and the round waits for the slowest. This five-bug subset is sized to measure latency, not repair quality: it is far too small to distinguish, say, 90% from 100% success, so we draw no success or safety conclusion from it. The cost-benefit case for n = 4, that n = 7 lowers success with no safety gain, rests on the 30-bug comparison of Section 6.8, not on this sweep. The PBFT protocol itself stays under 2 ms per round; the growth is validator inference, not consensus. Latency under the five Byzantine scenarios was comparable to the fault-free case, because the quorum still forms from the honest agents and the round does not wait on the corrupted one; continuous-fault recovery timing is left to future work (Section 8.2). These answers to RQ1 and RQ2 come from a single dataset and a small per-configuration sample, so we read them as indicative rather than definitive.</w:t>
       </w:r>
     </w:p>
     <w:p>
@@ -8712,7 +8712,7 @@
           </w:tcPr>
           <w:p>
             <w:r>
-              <w:t>tolerated — quorum still met</w:t>
+              <w:t>tolerated, quorum still met</w:t>
             </w:r>
           </w:p>
         </w:tc>
@@ -8764,7 +8764,7 @@
           </w:tcPr>
           <w:p>
             <w:r>
-              <w:t>liveness breaks — quorum unreachable</w:t>
+              <w:t>liveness breaks, quorum unreachable</w:t>
             </w:r>
           </w:p>
         </w:tc>
@@ -8952,7 +8952,7 @@
         <w:jc w:val="both"/>
       </w:pPr>
       <w:r>
-        <w:t>Table 13 reports eight scenarios under both schemes. Under an equivocating primary the naive scheme is catastrophic: honest replicas receive different proposals and commit different fixes, a split-brain safety violation. The protocol prevents this — committing requires a 2f + 1 quorum certificate on a single digest, and any two such quorums share an honest replica that will not certify two different digests for the same slot, so no two honest replicas ever commit different fixes (Figure 7). It correctly makes no progress in that case until a new primary is elected, which is the role of view-change (Section 8). The other scenarios confirm the design: a single equivocating validator and forged messages are rejected — a replica cannot impersonate another, so one Byzantine node cannot manufacture a quorum; f = 1 crash is tolerated while f + 1 = 2 is not; and a network partition blocks progress without ever causing a split, with progress resuming once the partition heals.</w:t>
+        <w:t>Table 13 reports eight scenarios under both schemes. Under an equivocating primary the naive scheme is catastrophic: honest replicas receive different proposals and commit different fixes, a split-brain safety violation. The protocol prevents this, committing requires a 2f + 1 quorum certificate on a single digest, and any two such quorums share an honest replica that will not certify two different digests for the same slot, so no two honest replicas ever commit different fixes (Figure 7). It correctly makes no progress in that case until a new primary is elected, which is the role of view-change (Section 8). The other scenarios confirm the design: a single equivocating validator and forged messages are rejected, a replica cannot impersonate another, so one Byzantine node cannot manufacture a quorum; f = 1 crash is tolerated while f + 1 = 2 is not; and a network partition blocks progress without ever causing a split, with progress resuming once the partition heals.</w:t>
       </w:r>
     </w:p>
     <w:p>
@@ -9545,7 +9545,7 @@
         <w:jc w:val="both"/>
       </w:pPr>
       <w:r>
-        <w:t>RQ1. What is the optimal number of agents for Byzantine fault tolerance without excessive latency? The PBFT bound n ≥ 3f + 1 fixes the design floor at n = 4 for f = 1, and the fault-injection study shows the quorum masks a faulty validator's vote across all five behaviours (Section 6.6), with the f = 2 study showing that masking is tight at the 3f + 1 bound (Section 6.13) and the defining Byzantine property — agreement under an equivocating primary — demonstrated separately (Section 6.14). On the cost-benefit axis, n = 7 (f = 2) only lowered raw success (Section 6.8) and raised latency (Section 6.12) with no repair gain, while n = 4 gave the best success and lowest latency. The practical optimum is therefore n = 4, f = 1: genuine single-fault tolerance at the lowest cost, with larger populations reserved for threat models that require tolerating more faults.</w:t>
+        <w:t>RQ1. What is the optimal number of agents for Byzantine fault tolerance without excessive latency? The PBFT bound n ≥ 3f + 1 fixes the design floor at n = 4 for f = 1, and the fault-injection study shows the quorum masks a faulty validator's vote across all five behaviours (Section 6.6), with the f = 2 study showing that masking is tight at the 3f + 1 bound (Section 6.13) and the defining Byzantine property, agreement under an equivocating primary, demonstrated separately (Section 6.14). On the cost-benefit axis, n = 7 (f = 2) only lowered raw success (Section 6.8) and raised latency (Section 6.12) with no repair gain, while n = 4 gave the best success and lowest latency. The practical optimum is therefore n = 4, f = 1: genuine single-fault tolerance at the lowest cost, with larger populations reserved for threat models that require tolerating more faults.</w:t>
       </w:r>
     </w:p>
     <w:p>
@@ -9610,7 +9610,7 @@
       <w:proofErr w:type="spellStart"/>
       <w:proofErr w:type="spellEnd"/>
       <w:r>
-        <w:t>For an e-commerce team the practical gain is fewer false-positive fixes — a directional reduction of about 6 percentage points across the corpus (16.7% to 11.1%) — and, more importantly, a guarantee that no consensus-approved fix is applied until it clears an executable sandbox, with consensus that tolerates up to f Byzantine validators. As an order-of-magnitude estimate, per 100 high-stakes repairs that is roughly 6 averted incidents, worth on the order of US$3 million at commonly cited downtime costs against an API cost of a few dollars each (Section 7.4). The broader point is trust: auditable, fault-tolerant automation in payment, inventory and refund systems is a step toward the confidence such infrastructure needs.</w:t>
+        <w:t>For an e-commerce team the practical gain is fewer false-positive fixes, a directional reduction of about 6 percentage points across the corpus (16.7% to 11.1%), and, more importantly, a guarantee that no consensus-approved fix is applied until it clears an executable sandbox, with consensus that tolerates up to f Byzantine validators. As an order-of-magnitude estimate, per 100 high-stakes repairs that is roughly 6 averted incidents, worth on the order of US$3 million at commonly cited downtime costs against an API cost of a few dollars each (Section 7.4). The broader point is trust: auditable, fault-tolerant automation in payment, inventory and refund systems is a step toward the confidence such infrastructure needs.</w:t>
       </w:r>
     </w:p>
     <w:p>
@@ -9835,7 +9835,7 @@
         <w:jc w:val="both"/>
       </w:pPr>
       <w:r>
-        <w:t>All four design ingredients are implemented, and two are evaluated: the semantic-equivalence quorum is realised behaviourally and measured (Section 6.9), and the Byzantine fault tolerance of the consensus layer is demonstrated directly under an equivocating primary (Section 6.14). The other two are implemented but not evaluated here — reputation-weighted voting and the knowledge-graph learning layer — and the e-commerce invariant checks showed no measurable effect on the tractable suites. The remaining work is a formal version of the equivalence relation, view-change and continuous-fault recovery, distributed multi-host deployment, and broader Java coverage, all concrete extensions of a working prototype.</w:t>
+        <w:t>All four design ingredients are implemented, and two are evaluated: the semantic-equivalence quorum is realised behaviourally and measured (Section 6.9), and the Byzantine fault tolerance of the consensus layer is demonstrated directly under an equivocating primary (Section 6.14). The other two are implemented but not evaluated here, reputation-weighted voting and the knowledge-graph learning layer, and the e-commerce invariant checks showed no measurable effect on the tractable suites. The remaining work is a formal version of the equivalence relation, view-change and continuous-fault recovery, distributed multi-host deployment, and broader Java coverage, all concrete extensions of a working prototype.</w:t>
       </w:r>
     </w:p>
     <w:p>
@@ -10804,6 +10804,7 @@
       <w:headerReference w:type="even" r:id="rId18"/>
       <w:headerReference w:type="default" r:id="rId19"/>
       <w:headerReference w:type="first" r:id="rId20"/>
+      <w:footerReference w:type="default" r:id="rId25"/>
       <w:pgSz w:w="12240" w:h="15840"/>
       <w:pgMar w:top="1417" w:right="1417" w:bottom="1417" w:left="1417" w:header="720" w:footer="720" w:gutter="0"/>
       <w:cols w:space="720"/>
@@ -10836,6 +10837,16 @@
     </w:p>
   </w:endnote>
 </w:endnotes>
+</file>
+
+<file path=word/footer1.xml><?xml version="1.0" encoding="utf-8"?>
+<w:ftr xmlns:m="http://schemas.openxmlformats.org/officeDocument/2006/math" xmlns:mc="http://schemas.openxmlformats.org/markup-compatibility/2006" xmlns:mo="http://schemas.microsoft.com/office/mac/office/2008/main" xmlns:mv="urn:schemas-microsoft-com:mac:vml" xmlns:o="urn:schemas-microsoft-com:office:office" xmlns:r="http://schemas.openxmlformats.org/officeDocument/2006/relationships" xmlns:v="urn:schemas-microsoft-com:vml" xmlns:w10="urn:schemas-microsoft-com:office:word" xmlns:w14="http://schemas.microsoft.com/office/word/2010/wordml" xmlns:w="http://schemas.openxmlformats.org/wordprocessingml/2006/main" xmlns:wne="http://schemas.microsoft.com/office/word/2006/wordml" xmlns:wp14="http://schemas.microsoft.com/office/word/2010/wordprocessingDrawing" xmlns:wp="http://schemas.openxmlformats.org/drawingml/2006/wordprocessingDrawing" xmlns:wpc="http://schemas.microsoft.com/office/word/2010/wordprocessingCanvas" xmlns:wpg="http://schemas.microsoft.com/office/word/2010/wordprocessingGroup" xmlns:wpi="http://schemas.microsoft.com/office/word/2010/wordprocessingInk" xmlns:wps="http://schemas.microsoft.com/office/word/2010/wordprocessingShape" mc:Ignorable="w14 wp14">
+  <w:p>
+    <w:pPr>
+      <w:pStyle w:val="Footer"/>
+    </w:pPr>
+  </w:p>
+</w:ftr>
 </file>
 
 <file path=word/footnotes.xml><?xml version="1.0" encoding="utf-8"?>
